--- a/source/reference_documents/tertiary_documents/implementation/Dynamic Analysis/establish settings/Dynamic Analysis - Establish Settings.docx
+++ b/source/reference_documents/tertiary_documents/implementation/Dynamic Analysis/establish settings/Dynamic Analysis - Establish Settings.docx
@@ -40,7 +40,7 @@
         <w:t xml:space="preserve">Version </w:t>
       </w:r>
       <w:r>
-        <w:t>1</w:t>
+        <w:t>2</w:t>
       </w:r>
     </w:p>
     <w:p>
@@ -57,7 +57,7 @@
         <w:rPr>
           <w:noProof/>
         </w:rPr>
-        <w:t>10/9/25 7:13 AM</w:t>
+        <w:t>10/9/25 7:30 AM</w:t>
       </w:r>
       <w:r>
         <w:fldChar w:fldCharType="end"/>
@@ -104,10 +104,7 @@
         <w:t xml:space="preserve">the </w:t>
       </w:r>
       <w:r>
-        <w:t>threat model</w:t>
-      </w:r>
-      <w:r>
-        <w:t xml:space="preserve"> creation</w:t>
+        <w:t>establish settings</w:t>
       </w:r>
       <w:r>
         <w:t xml:space="preserve"> </w:t>

--- a/source/reference_documents/tertiary_documents/implementation/Dynamic Analysis/establish settings/Dynamic Analysis - Establish Settings.docx
+++ b/source/reference_documents/tertiary_documents/implementation/Dynamic Analysis/establish settings/Dynamic Analysis - Establish Settings.docx
@@ -40,7 +40,7 @@
         <w:t xml:space="preserve">Version </w:t>
       </w:r>
       <w:r>
-        <w:t>2</w:t>
+        <w:t>3</w:t>
       </w:r>
     </w:p>
     <w:p>
@@ -57,7 +57,7 @@
         <w:rPr>
           <w:noProof/>
         </w:rPr>
-        <w:t>10/9/25 7:30 AM</w:t>
+        <w:t>10/9/25 8:03 AM</w:t>
       </w:r>
       <w:r>
         <w:fldChar w:fldCharType="end"/>
@@ -549,10 +549,16 @@
         <w:t xml:space="preserve">This document assumes that the reader understands the purpose of </w:t>
       </w:r>
       <w:r>
-        <w:t xml:space="preserve">cybersecurity </w:t>
-      </w:r>
-      <w:r>
-        <w:t>threat modeling</w:t>
+        <w:t>cybersecurity</w:t>
+      </w:r>
+      <w:r>
+        <w:t>-relevant</w:t>
+      </w:r>
+      <w:r>
+        <w:t xml:space="preserve"> </w:t>
+      </w:r>
+      <w:r>
+        <w:t>dynamic analysis</w:t>
       </w:r>
       <w:r>
         <w:t xml:space="preserve">. Further, that the reader has read and understood the AVCDL </w:t>
@@ -780,7 +786,7 @@
         <w:t xml:space="preserve">It is required that the </w:t>
       </w:r>
       <w:r>
-        <w:t>threat modeling</w:t>
+        <w:t>security</w:t>
       </w:r>
       <w:r>
         <w:t xml:space="preserve"> </w:t>

--- a/source/reference_documents/tertiary_documents/implementation/Dynamic Analysis/establish settings/Dynamic Analysis - Establish Settings.docx
+++ b/source/reference_documents/tertiary_documents/implementation/Dynamic Analysis/establish settings/Dynamic Analysis - Establish Settings.docx
@@ -40,7 +40,7 @@
         <w:t xml:space="preserve">Version </w:t>
       </w:r>
       <w:r>
-        <w:t>3</w:t>
+        <w:t>4</w:t>
       </w:r>
     </w:p>
     <w:p>
@@ -57,7 +57,7 @@
         <w:rPr>
           <w:noProof/>
         </w:rPr>
-        <w:t>10/9/25 8:03 AM</w:t>
+        <w:t>4/27/26 12:40 PM</w:t>
       </w:r>
       <w:r>
         <w:fldChar w:fldCharType="end"/>
@@ -812,27 +812,81 @@
         <w:t>NIST NCWF</w:t>
       </w:r>
       <w:r>
-        <w:t xml:space="preserve"> role SP-ARC-002 and detailed in section </w:t>
-      </w:r>
-      <w:r>
-        <w:rPr>
-          <w:b/>
-          <w:bCs/>
-        </w:rPr>
-        <w:t>12.7 Security Architect</w:t>
-      </w:r>
-      <w:r>
-        <w:t xml:space="preserve"> of the </w:t>
-      </w:r>
-      <w:r>
-        <w:rPr>
-          <w:b/>
-          <w:bCs/>
-        </w:rPr>
-        <w:t>AVCDL</w:t>
-      </w:r>
-      <w:r>
-        <w:t xml:space="preserve"> primary document.</w:t>
+        <w:t xml:space="preserve"> role SP-ARC-002 and detailed in </w:t>
+      </w:r>
+      <w:r>
+        <w:t>the</w:t>
+      </w:r>
+      <w:r>
+        <w:t xml:space="preserve"> </w:t>
+      </w:r>
+      <w:r>
+        <w:rPr>
+          <w:b/>
+          <w:bCs/>
+        </w:rPr>
+        <w:t>NCWF Roles - Security Architect</w:t>
+      </w:r>
+      <w:r>
+        <w:t xml:space="preserve"> section of the </w:t>
+      </w:r>
+      <w:r>
+        <w:rPr>
+          <w:b/>
+          <w:bCs/>
+        </w:rPr>
+        <w:t>AVCDL Background Material</w:t>
+      </w:r>
+      <w:r>
+        <w:t xml:space="preserve"> elaboration</w:t>
+      </w:r>
+      <w:r>
+        <w:t xml:space="preserve"> </w:t>
+      </w:r>
+      <w:r>
+        <w:t>document</w:t>
+      </w:r>
+      <w:r>
+        <w:t xml:space="preserve"> </w:t>
+      </w:r>
+      <w:r>
+        <w:rPr>
+          <w:b/>
+          <w:bCs/>
+          <w:color w:val="0070C0"/>
+          <w:vertAlign w:val="superscript"/>
+        </w:rPr>
+        <w:t>[</w:t>
+      </w:r>
+      <w:r>
+        <w:rPr>
+          <w:b/>
+          <w:bCs/>
+          <w:color w:val="0070C0"/>
+          <w:vertAlign w:val="superscript"/>
+        </w:rPr>
+        <w:t>1</w:t>
+      </w:r>
+      <w:r>
+        <w:rPr>
+          <w:b/>
+          <w:bCs/>
+          <w:color w:val="0070C0"/>
+          <w:vertAlign w:val="superscript"/>
+        </w:rPr>
+        <w:t>0</w:t>
+      </w:r>
+      <w:r>
+        <w:rPr>
+          <w:b/>
+          <w:bCs/>
+          <w:color w:val="0070C0"/>
+          <w:vertAlign w:val="superscript"/>
+        </w:rPr>
+        <w:t>]</w:t>
+      </w:r>
+      <w:r>
+        <w:t>.</w:t>
       </w:r>
     </w:p>
     <w:p>
@@ -2230,6 +2284,29 @@
       </w:r>
       <w:r>
         <w:t>(AVCDL template)</w:t>
+      </w:r>
+    </w:p>
+    <w:p>
+      <w:pPr>
+        <w:pStyle w:val="ListParagraph"/>
+        <w:numPr>
+          <w:ilvl w:val="0"/>
+          <w:numId w:val="3"/>
+        </w:numPr>
+        <w:rPr>
+          <w:b/>
+          <w:bCs/>
+        </w:rPr>
+      </w:pPr>
+      <w:r>
+        <w:rPr>
+          <w:b/>
+          <w:bCs/>
+        </w:rPr>
+        <w:t xml:space="preserve">AVCDL Background Material </w:t>
+      </w:r>
+      <w:r>
+        <w:t>(AVCDL elaboration document)</w:t>
       </w:r>
     </w:p>
     <w:p/>
